--- a/artifacts/LGL-17/build/nda-negotiation-scenarios.docx
+++ b/artifacts/LGL-17/build/nda-negotiation-scenarios.docx
@@ -7,15 +7,6 @@
       <w:pPr>
         <w:pStyle w:val="Heading1"/>
       </w:pPr>
-      <w:r>
-        <w:rPr>
-          <w:rStyle w:val="SectionNumber"/>
-        </w:rPr>
-        <w:t xml:space="preserve">1</w:t>
-      </w:r>
-      <w:r>
-        <w:tab/>
-      </w:r>
       <w:r>
         <w:t xml:space="preserve">NDA Negotiation Records, Q2 2026</w:t>
       </w:r>
@@ -269,15 +260,6 @@
         <w:pStyle w:val="Heading2"/>
       </w:pPr>
       <w:r>
-        <w:rPr>
-          <w:rStyle w:val="SectionNumber"/>
-        </w:rPr>
-        <w:t xml:space="preserve">1.1</w:t>
-      </w:r>
-      <w:r>
-        <w:tab/>
-      </w:r>
-      <w:r>
         <w:t xml:space="preserve">How to Read These Records</w:t>
       </w:r>
     </w:p>
@@ -358,15 +340,6 @@
       <w:pPr>
         <w:pStyle w:val="Heading2"/>
       </w:pPr>
-      <w:r>
-        <w:rPr>
-          <w:rStyle w:val="SectionNumber"/>
-        </w:rPr>
-        <w:t xml:space="preserve">1.2</w:t>
-      </w:r>
-      <w:r>
-        <w:tab/>
-      </w:r>
       <w:r>
         <w:t xml:space="preserve">Scenario A: Granite Peak Logistics (co-102)</w:t>
       </w:r>
@@ -704,15 +677,6 @@
         <w:pStyle w:val="Heading3"/>
       </w:pPr>
       <w:r>
-        <w:rPr>
-          <w:rStyle w:val="SectionNumber"/>
-        </w:rPr>
-        <w:t xml:space="preserve">1.2.1</w:t>
-      </w:r>
-      <w:r>
-        <w:tab/>
-      </w:r>
-      <w:r>
         <w:t xml:space="preserve">Posture</w:t>
       </w:r>
     </w:p>
@@ -738,15 +702,6 @@
       <w:pPr>
         <w:pStyle w:val="Heading3"/>
       </w:pPr>
-      <w:r>
-        <w:rPr>
-          <w:rStyle w:val="SectionNumber"/>
-        </w:rPr>
-        <w:t xml:space="preserve">1.2.2</w:t>
-      </w:r>
-      <w:r>
-        <w:tab/>
-      </w:r>
       <w:r>
         <w:t xml:space="preserve">Issues</w:t>
       </w:r>
@@ -1470,15 +1425,6 @@
         <w:pStyle w:val="Heading3"/>
       </w:pPr>
       <w:r>
-        <w:rPr>
-          <w:rStyle w:val="SectionNumber"/>
-        </w:rPr>
-        <w:t xml:space="preserve">1.2.3</w:t>
-      </w:r>
-      <w:r>
-        <w:tab/>
-      </w:r>
-      <w:r>
         <w:t xml:space="preserve">Assessment</w:t>
       </w:r>
     </w:p>
@@ -1504,15 +1450,6 @@
       <w:pPr>
         <w:pStyle w:val="Heading2"/>
       </w:pPr>
-      <w:r>
-        <w:rPr>
-          <w:rStyle w:val="SectionNumber"/>
-        </w:rPr>
-        <w:t xml:space="preserve">1.3</w:t>
-      </w:r>
-      <w:r>
-        <w:tab/>
-      </w:r>
       <w:r>
         <w:t xml:space="preserve">Scenario B: Brightquarry Analytics (co-118)</w:t>
       </w:r>
@@ -1850,15 +1787,6 @@
         <w:pStyle w:val="Heading3"/>
       </w:pPr>
       <w:r>
-        <w:rPr>
-          <w:rStyle w:val="SectionNumber"/>
-        </w:rPr>
-        <w:t xml:space="preserve">1.3.1</w:t>
-      </w:r>
-      <w:r>
-        <w:tab/>
-      </w:r>
-      <w:r>
         <w:t xml:space="preserve">Posture</w:t>
       </w:r>
     </w:p>
@@ -1876,15 +1804,6 @@
       <w:pPr>
         <w:pStyle w:val="Heading3"/>
       </w:pPr>
-      <w:r>
-        <w:rPr>
-          <w:rStyle w:val="SectionNumber"/>
-        </w:rPr>
-        <w:t xml:space="preserve">1.3.2</w:t>
-      </w:r>
-      <w:r>
-        <w:tab/>
-      </w:r>
       <w:r>
         <w:t xml:space="preserve">The residual knowledge issue</w:t>
       </w:r>
@@ -2470,15 +2389,6 @@
         <w:pStyle w:val="Heading3"/>
       </w:pPr>
       <w:r>
-        <w:rPr>
-          <w:rStyle w:val="SectionNumber"/>
-        </w:rPr>
-        <w:t xml:space="preserve">1.3.3</w:t>
-      </w:r>
-      <w:r>
-        <w:tab/>
-      </w:r>
-      <w:r>
         <w:t xml:space="preserve">Assessment</w:t>
       </w:r>
     </w:p>
@@ -2522,15 +2432,6 @@
       <w:pPr>
         <w:pStyle w:val="Heading2"/>
       </w:pPr>
-      <w:r>
-        <w:rPr>
-          <w:rStyle w:val="SectionNumber"/>
-        </w:rPr>
-        <w:t xml:space="preserve">1.4</w:t>
-      </w:r>
-      <w:r>
-        <w:tab/>
-      </w:r>
       <w:r>
         <w:t xml:space="preserve">Scenario C: Torchbird Labs (co-123)</w:t>
       </w:r>
@@ -2848,15 +2749,6 @@
         <w:pStyle w:val="Heading3"/>
       </w:pPr>
       <w:r>
-        <w:rPr>
-          <w:rStyle w:val="SectionNumber"/>
-        </w:rPr>
-        <w:t xml:space="preserve">1.4.1</w:t>
-      </w:r>
-      <w:r>
-        <w:tab/>
-      </w:r>
-      <w:r>
         <w:t xml:space="preserve">Posture</w:t>
       </w:r>
     </w:p>
@@ -2882,15 +2774,6 @@
       <w:pPr>
         <w:pStyle w:val="Heading3"/>
       </w:pPr>
-      <w:r>
-        <w:rPr>
-          <w:rStyle w:val="SectionNumber"/>
-        </w:rPr>
-        <w:t xml:space="preserve">1.4.2</w:t>
-      </w:r>
-      <w:r>
-        <w:tab/>
-      </w:r>
       <w:r>
         <w:t xml:space="preserve">Issues</w:t>
       </w:r>
@@ -3422,15 +3305,6 @@
         <w:pStyle w:val="Heading3"/>
       </w:pPr>
       <w:r>
-        <w:rPr>
-          <w:rStyle w:val="SectionNumber"/>
-        </w:rPr>
-        <w:t xml:space="preserve">1.4.3</w:t>
-      </w:r>
-      <w:r>
-        <w:tab/>
-      </w:r>
-      <w:r>
         <w:t xml:space="preserve">Why C-1 is a deal-breaker and not a negotiation</w:t>
       </w:r>
     </w:p>
@@ -3515,15 +3389,6 @@
         <w:pStyle w:val="Heading3"/>
       </w:pPr>
       <w:r>
-        <w:rPr>
-          <w:rStyle w:val="SectionNumber"/>
-        </w:rPr>
-        <w:t xml:space="preserve">1.4.4</w:t>
-      </w:r>
-      <w:r>
-        <w:tab/>
-      </w:r>
-      <w:r>
         <w:t xml:space="preserve">Alternatives offered</w:t>
       </w:r>
     </w:p>
@@ -3616,15 +3481,6 @@
         <w:pStyle w:val="Heading3"/>
       </w:pPr>
       <w:r>
-        <w:rPr>
-          <w:rStyle w:val="SectionNumber"/>
-        </w:rPr>
-        <w:t xml:space="preserve">1.4.5</w:t>
-      </w:r>
-      <w:r>
-        <w:tab/>
-      </w:r>
-      <w:r>
         <w:t xml:space="preserve">Current status</w:t>
       </w:r>
     </w:p>
@@ -3662,15 +3518,6 @@
       <w:pPr>
         <w:pStyle w:val="Heading2"/>
       </w:pPr>
-      <w:r>
-        <w:rPr>
-          <w:rStyle w:val="SectionNumber"/>
-        </w:rPr>
-        <w:t xml:space="preserve">1.5</w:t>
-      </w:r>
-      <w:r>
-        <w:tab/>
-      </w:r>
       <w:r>
         <w:t xml:space="preserve">Quarter Summary</w:t>
       </w:r>

--- a/artifacts/LGL-17/build/nda-negotiation-scenarios.docx
+++ b/artifacts/LGL-17/build/nda-negotiation-scenarios.docx
@@ -335,13 +335,13 @@
       </w:r>
     </w:p>
     <w:bookmarkEnd w:id="9"/>
-    <w:bookmarkStart w:id="13" w:name="scenario-a-granite-peak-logistics-co-102"/>
+    <w:bookmarkStart w:id="13" w:name="scenario-a-amberfield-logistics-co-102"/>
     <w:p>
       <w:pPr>
         <w:pStyle w:val="Heading2"/>
       </w:pPr>
       <w:r>
-        <w:t xml:space="preserve">Scenario A: Granite Peak Logistics (co-102)</w:t>
+        <w:t xml:space="preserve">Scenario A: Amberfield Logistics (co-102)</w:t>
       </w:r>
     </w:p>
     <w:tbl>
@@ -425,7 +425,7 @@
               <w:pStyle w:val="Compact"/>
             </w:pPr>
             <w:r>
-              <w:t xml:space="preserve">Granite Peak Logistics (co-102)</w:t>
+              <w:t xml:space="preserve">Amberfield Logistics (co-102)</w:t>
             </w:r>
           </w:p>
         </w:tc>
@@ -521,7 +521,7 @@
               <w:pStyle w:val="Compact"/>
             </w:pPr>
             <w:r>
-              <w:t xml:space="preserve">Counterparty paper (Granite Peak standard mutual NDA, v9)</w:t>
+              <w:t xml:space="preserve">Counterparty paper (Amberfield standard mutual NDA, v9)</w:t>
             </w:r>
           </w:p>
         </w:tc>
@@ -685,7 +685,7 @@
         <w:pStyle w:val="FirstParagraph"/>
       </w:pPr>
       <w:r>
-        <w:t xml:space="preserve">Leverage sits with the counterparty. Granite Peak is the company’s largest account and the NDA is the gate to a renewal conversation the company wants. That is a reason to negotiate carefully, not a reason to sign anything. The team’s instruction from the General Counsel at the outset was that no term in an NDA is worth a renewal, because a term the company concedes to its largest customer becomes the term every other enterprise customer’s counsel asks for.</w:t>
+        <w:t xml:space="preserve">Leverage sits with the counterparty. Amberfield is the company’s largest account and the NDA is the gate to a renewal conversation the company wants. That is a reason to negotiate carefully, not a reason to sign anything. The team’s instruction from the General Counsel at the outset was that no term in an NDA is worth a renewal, because a term the company concedes to its largest customer becomes the term every other enterprise customer’s counsel asks for.</w:t>
       </w:r>
     </w:p>
     <w:p>
@@ -1101,7 +1101,7 @@
               <w:pStyle w:val="Compact"/>
             </w:pPr>
             <w:r>
-              <w:t xml:space="preserve">Confidential Information may be shared with any Granite Peak affiliate</w:t>
+              <w:t xml:space="preserve">Confidential Information may be shared with any Amberfield affiliate</w:t>
             </w:r>
           </w:p>
         </w:tc>
@@ -1155,7 +1155,7 @@
               <w:t xml:space="preserve"> </w:t>
             </w:r>
             <w:r>
-              <w:t xml:space="preserve">Controlled subsidiaries only; Granite Peak remains responsible for their compliance.</w:t>
+              <w:t xml:space="preserve">Controlled subsidiaries only; Amberfield remains responsible for their compliance.</w:t>
             </w:r>
           </w:p>
         </w:tc>
@@ -3615,7 +3615,7 @@
               <w:pStyle w:val="Compact"/>
             </w:pPr>
             <w:r>
-              <w:t xml:space="preserve">Granite Peak Logistics (co-102)</w:t>
+              <w:t xml:space="preserve">Amberfield Logistics (co-102)</w:t>
             </w:r>
           </w:p>
         </w:tc>

--- a/artifacts/LGL-17/build/nda-negotiation-scenarios.docx
+++ b/artifacts/LGL-17/build/nda-negotiation-scenarios.docx
@@ -2565,7 +2565,7 @@
               <w:pStyle w:val="Compact"/>
             </w:pPr>
             <w:r>
-              <w:t xml:space="preserve">Sasha Vukovic, Co-founder and Chief Executive Officer</w:t>
+              <w:t xml:space="preserve">Nikhil Ravensworth, Co-founder and Chief Executive Officer</w:t>
             </w:r>
           </w:p>
         </w:tc>
